--- a/LinkedIn Post Series.docx
+++ b/LinkedIn Post Series.docx
@@ -14,17 +14,8 @@
           <w:b/>
           <w:bCs/>
         </w:rPr>
-        <w:t xml:space="preserve">LinkedIn Post Series — </w:t>
-      </w:r>
-      <w:proofErr w:type="spellStart"/>
-      <w:r>
-        <w:rPr>
-          <w:b/>
-          <w:bCs/>
-        </w:rPr>
-        <w:t>MyLifeFolio</w:t>
-      </w:r>
-      <w:proofErr w:type="spellEnd"/>
+        <w:t>LinkedIn Post Series — MyLifeFolio</w:t>
+      </w:r>
     </w:p>
     <w:p>
       <w:pPr>
@@ -69,77 +60,27 @@
     </w:p>
     <w:p>
       <w:r>
-        <w:t xml:space="preserve">The neighbor who has a spare key. The medication list </w:t>
-      </w:r>
-      <w:proofErr w:type="gramStart"/>
-      <w:r>
-        <w:t>no</w:t>
-      </w:r>
-      <w:proofErr w:type="gramEnd"/>
-      <w:r>
-        <w:t xml:space="preserve"> one can locate at 2am in an emergency room. The life insurance policy from 1998 that nobody knew existed. The online accounts </w:t>
-      </w:r>
-      <w:proofErr w:type="gramStart"/>
-      <w:r>
-        <w:t>still</w:t>
-      </w:r>
-      <w:proofErr w:type="gramEnd"/>
-      <w:r>
-        <w:t xml:space="preserve"> being </w:t>
-      </w:r>
-      <w:proofErr w:type="gramStart"/>
-      <w:r>
-        <w:t>charged</w:t>
-      </w:r>
-      <w:proofErr w:type="gramEnd"/>
-      <w:r>
-        <w:t xml:space="preserve"> six months after someone passes. The family stories that were never written down — and now never will be.</w:t>
-      </w:r>
-    </w:p>
-    <w:p>
-      <w:r>
-        <w:t xml:space="preserve">I've watched this happen in hundreds of families. Good families. Prepared families, even — people who had wills and </w:t>
-      </w:r>
-      <w:proofErr w:type="gramStart"/>
-      <w:r>
-        <w:t>trusts</w:t>
-      </w:r>
-      <w:proofErr w:type="gramEnd"/>
-      <w:r>
-        <w:t xml:space="preserve"> and the right intentions. They just never had one place where it all lived.</w:t>
-      </w:r>
-    </w:p>
-    <w:p>
-      <w:proofErr w:type="gramStart"/>
-      <w:r>
-        <w:t>So</w:t>
-      </w:r>
-      <w:proofErr w:type="gramEnd"/>
-      <w:r>
-        <w:t xml:space="preserve"> I built one.</w:t>
-      </w:r>
-    </w:p>
-    <w:p>
-      <w:proofErr w:type="spellStart"/>
-      <w:r>
-        <w:t>MyLifeFolio</w:t>
-      </w:r>
-      <w:proofErr w:type="spellEnd"/>
-      <w:r>
-        <w:t xml:space="preserve"> is a secure, organized life documentation platform. Personal information, medical data, legal documents, financial accounts, digital credentials, care preferences, end-of-life wishes, and — my personal favorite — a place to record your life story, your family history, and the things only you know.</w:t>
-      </w:r>
-    </w:p>
-    <w:p>
-      <w:r>
-        <w:t xml:space="preserve">You fill it out once or </w:t>
-      </w:r>
-      <w:proofErr w:type="gramStart"/>
-      <w:r>
-        <w:t>over time</w:t>
-      </w:r>
-      <w:proofErr w:type="gramEnd"/>
-      <w:r>
-        <w:t>. You keep it current. You decide exactly who can see which parts of it. And when the moment comes that your family needs it — whether that's an emergency, a diagnosis, a death, or just a Tuesday afternoon when nobody can reach you — it's there.</w:t>
+        <w:t>The neighbor who has a spare key. The medication list no one can locate at 2am in an emergency room. The life insurance policy from 1998 that nobody knew existed. The online accounts still being charged six months after someone passes. The family stories that were never written down — and now never will be.</w:t>
+      </w:r>
+    </w:p>
+    <w:p>
+      <w:r>
+        <w:t>I've watched this happen in hundreds of families. Good families. Prepared families, even — people who had wills and trusts and the right intentions. They just never had one place where it all lived.</w:t>
+      </w:r>
+    </w:p>
+    <w:p>
+      <w:r>
+        <w:t>So I built one.</w:t>
+      </w:r>
+    </w:p>
+    <w:p>
+      <w:r>
+        <w:t>MyLifeFolio is a secure, organized life documentation platform. Personal information, medical data, legal documents, financial accounts, digital credentials, care preferences, end-of-life wishes, and — my personal favorite — a place to record your life story, your family history, and the things only you know.</w:t>
+      </w:r>
+    </w:p>
+    <w:p>
+      <w:r>
+        <w:t>You fill it out once or over time. You keep it current. You decide exactly who can see which parts of it. And when the moment comes that your family needs it — whether that's an emergency, a diagnosis, a death, or just a Tuesday afternoon when nobody can reach you — it's there.</w:t>
       </w:r>
     </w:p>
     <w:p>
@@ -159,15 +100,7 @@
     </w:p>
     <w:p>
       <w:r>
-        <w:t xml:space="preserve">This one's been a long time </w:t>
-      </w:r>
-      <w:proofErr w:type="gramStart"/>
-      <w:r>
-        <w:t>coming</w:t>
-      </w:r>
-      <w:proofErr w:type="gramEnd"/>
-      <w:r>
-        <w:t>.</w:t>
+        <w:t>This one's been a long time coming.</w:t>
       </w:r>
     </w:p>
     <w:p>
@@ -178,22 +111,14 @@
     </w:p>
     <w:p>
       <w:r>
-        <w:t xml:space="preserve">Of course I have used it myself, and honestly, the </w:t>
-      </w:r>
-      <w:proofErr w:type="spellStart"/>
-      <w:r>
-        <w:t>funnest</w:t>
-      </w:r>
-      <w:proofErr w:type="spellEnd"/>
-      <w:r>
-        <w:t xml:space="preserve"> part was the legacy module. I really enjoyed the memories and having stories to share with my children and grandchildren and future generations down the road.  I always wished I knew more about my grandparents and my heritage, but it was never recorded anywhere.</w:t>
+        <w:t>Of course I have used it myself, and honestly, the funnest part was the legacy module. I really enjoyed the memories and having stories to share with my children and grandchildren and future generations down the road.  I always wished I knew more about my grandparents and my heritage, but it was never recorded anywhere.</w:t>
       </w:r>
     </w:p>
     <w:p/>
     <w:p>
       <w:r>
         <w:pict w14:anchorId="6C539F23">
-          <v:rect id="_x0000_i1073" style="width:0;height:1.5pt" o:hralign="center" o:hrstd="t" o:hr="t" fillcolor="#a0a0a0" stroked="f"/>
+          <v:rect id="_x0000_i1025" style="width:0;height:1.5pt" o:hralign="center" o:hrstd="t" o:hr="t" fillcolor="#a0a0a0" stroked="f"/>
         </w:pict>
       </w:r>
     </w:p>
@@ -217,30 +142,35 @@
           <w:b/>
           <w:bCs/>
         </w:rPr>
-        <w:t xml:space="preserve">Post 1 — The Welfare Check </w:t>
-      </w:r>
-      <w:proofErr w:type="gramStart"/>
-      <w:r>
-        <w:rPr>
-          <w:b/>
-          <w:bCs/>
-        </w:rPr>
-        <w:t>Story</w:t>
-      </w:r>
-      <w:r>
-        <w:rPr>
-          <w:b/>
-          <w:bCs/>
-        </w:rPr>
-        <w:t xml:space="preserve">  -</w:t>
-      </w:r>
-      <w:proofErr w:type="gramEnd"/>
-      <w:r>
-        <w:rPr>
-          <w:b/>
-          <w:bCs/>
-        </w:rPr>
-        <w:t xml:space="preserve">  Post April 1</w:t>
+        <w:t>Post 1 — The Welfare Check Story</w:t>
+      </w:r>
+      <w:r>
+        <w:rPr>
+          <w:b/>
+          <w:bCs/>
+        </w:rPr>
+        <w:t xml:space="preserve">  -  Post</w:t>
+      </w:r>
+      <w:r>
+        <w:rPr>
+          <w:b/>
+          <w:bCs/>
+        </w:rPr>
+        <w:t>ed</w:t>
+      </w:r>
+      <w:r>
+        <w:rPr>
+          <w:b/>
+          <w:bCs/>
+        </w:rPr>
+        <w:t xml:space="preserve"> </w:t>
+      </w:r>
+      <w:r>
+        <w:rPr>
+          <w:b/>
+          <w:bCs/>
+        </w:rPr>
+        <w:t>May 3, 2026</w:t>
       </w:r>
     </w:p>
     <w:p>
@@ -255,29 +185,14 @@
     <w:p>
       <w:r>
         <w:pict w14:anchorId="5F0CF9E6">
-          <v:rect id="_x0000_i1074" style="width:0;height:1.5pt" o:hralign="center" o:hrstd="t" o:hr="t" fillcolor="#a0a0a0" stroked="f"/>
+          <v:rect id="_x0000_i1026" style="width:0;height:1.5pt" o:hralign="center" o:hrstd="t" o:hr="t" fillcolor="#a0a0a0" stroked="f"/>
         </w:pict>
       </w:r>
     </w:p>
     <w:p>
-      <w:r>
-        <w:t xml:space="preserve">My client's daughter called me on </w:t>
-      </w:r>
-      <w:proofErr w:type="gramStart"/>
-      <w:r>
-        <w:t>a Tuesday</w:t>
-      </w:r>
-      <w:proofErr w:type="gramEnd"/>
-      <w:r>
-        <w:t xml:space="preserve"> afternoon. Her mother wasn't answering the phone. </w:t>
-      </w:r>
-      <w:proofErr w:type="gramStart"/>
-      <w:r>
-        <w:t>Hadn't</w:t>
-      </w:r>
-      <w:proofErr w:type="gramEnd"/>
-      <w:r>
-        <w:t xml:space="preserve"> been for two days.</w:t>
+      <w:bookmarkStart w:id="0" w:name="OLE_LINK1"/>
+      <w:r>
+        <w:t>My client's daughter called me on a Tuesday afternoon. Her mother wasn't answering the phone. Hadn't been for two days.</w:t>
       </w:r>
     </w:p>
     <w:p>
@@ -304,23 +219,7 @@
     </w:p>
     <w:p>
       <w:r>
-        <w:t xml:space="preserve">She called the police for a wellness check. Forty-five minutes later, they found her </w:t>
-      </w:r>
-      <w:proofErr w:type="gramStart"/>
-      <w:r>
-        <w:t>mom — she'd</w:t>
-      </w:r>
-      <w:proofErr w:type="gramEnd"/>
-      <w:r>
-        <w:t xml:space="preserve"> </w:t>
-      </w:r>
-      <w:proofErr w:type="gramStart"/>
-      <w:r>
-        <w:t>had a fall</w:t>
-      </w:r>
-      <w:proofErr w:type="gramEnd"/>
-      <w:r>
-        <w:t>, couldn't reach the phone. She was okay. Eventually.</w:t>
+        <w:t>She called the police for a wellness check. Forty-five minutes later, they found her mom — she'd had a fall, couldn't reach the phone. She was okay. Eventually.</w:t>
       </w:r>
     </w:p>
     <w:p>
@@ -337,62 +236,17 @@
     </w:p>
     <w:p>
       <w:r>
-        <w:t xml:space="preserve">That moment is exactly why I built </w:t>
-      </w:r>
-      <w:proofErr w:type="spellStart"/>
-      <w:r>
-        <w:t>MyLifeFolio</w:t>
-      </w:r>
-      <w:proofErr w:type="spellEnd"/>
-      <w:r>
-        <w:t>.</w:t>
-      </w:r>
-    </w:p>
-    <w:p>
-      <w:r>
-        <w:t xml:space="preserve">When someone you love is </w:t>
-      </w:r>
-      <w:proofErr w:type="gramStart"/>
-      <w:r>
-        <w:t>aging</w:t>
-      </w:r>
-      <w:proofErr w:type="gramEnd"/>
-      <w:r>
-        <w:t xml:space="preserve">, or living alone, or has health issues — and you're far away — the difference between helpless and capable is knowing who to call. A neighbor </w:t>
-      </w:r>
-      <w:proofErr w:type="gramStart"/>
-      <w:r>
-        <w:t>two</w:t>
-      </w:r>
-      <w:proofErr w:type="gramEnd"/>
-      <w:r>
-        <w:t xml:space="preserve"> blocks over. A friend with a spare key. A building manager. A church contact.</w:t>
-      </w:r>
-    </w:p>
-    <w:p>
-      <w:proofErr w:type="gramStart"/>
-      <w:r>
-        <w:t>All of</w:t>
-      </w:r>
-      <w:proofErr w:type="gramEnd"/>
-      <w:r>
-        <w:t xml:space="preserve"> </w:t>
-      </w:r>
-      <w:proofErr w:type="gramStart"/>
-      <w:r>
-        <w:t>that lives</w:t>
-      </w:r>
-      <w:proofErr w:type="gramEnd"/>
-      <w:r>
-        <w:t xml:space="preserve"> in </w:t>
-      </w:r>
-      <w:proofErr w:type="spellStart"/>
-      <w:r>
-        <w:t>MyLifeFolio</w:t>
-      </w:r>
-      <w:proofErr w:type="spellEnd"/>
-      <w:r>
-        <w:t>, and you decide who can see it.</w:t>
+        <w:t>That moment is exactly why I built MyLifeFolio.</w:t>
+      </w:r>
+    </w:p>
+    <w:p>
+      <w:r>
+        <w:t>When someone you love is aging, or living alone, or has health issues — and you're far away — the difference between helpless and capable is knowing who to call. A neighbor two blocks over. A friend with a spare key. A building manager. A church contact.</w:t>
+      </w:r>
+    </w:p>
+    <w:p>
+      <w:r>
+        <w:t>All of that lives in MyLifeFolio, and you decide who can see it.</w:t>
       </w:r>
     </w:p>
     <w:p>
@@ -405,11 +259,12 @@
         <w:t>If you'd like to try it: mylifefolio.com</w:t>
       </w:r>
     </w:p>
+    <w:bookmarkEnd w:id="0"/>
     <w:p>
       <w:r>
         <w:lastRenderedPageBreak/>
         <w:pict w14:anchorId="0FDBD3E2">
-          <v:rect id="_x0000_i1075" style="width:0;height:1.5pt" o:hralign="center" o:hrstd="t" o:hr="t" fillcolor="#a0a0a0" stroked="f"/>
+          <v:rect id="_x0000_i1027" style="width:0;height:1.5pt" o:hralign="center" o:hrstd="t" o:hr="t" fillcolor="#a0a0a0" stroked="f"/>
         </w:pict>
       </w:r>
     </w:p>
@@ -432,30 +287,14 @@
           <w:b/>
           <w:bCs/>
         </w:rPr>
-        <w:t xml:space="preserve"> </w:t>
-      </w:r>
-      <w:proofErr w:type="gramStart"/>
-      <w:r>
-        <w:rPr>
-          <w:b/>
-          <w:bCs/>
-        </w:rPr>
-        <w:t>-  Post</w:t>
-      </w:r>
-      <w:proofErr w:type="gramEnd"/>
-      <w:r>
-        <w:rPr>
-          <w:b/>
-          <w:bCs/>
-        </w:rPr>
-        <w:t xml:space="preserve"> April</w:t>
-      </w:r>
-      <w:r>
-        <w:rPr>
-          <w:b/>
-          <w:bCs/>
-        </w:rPr>
-        <w:t xml:space="preserve"> 8</w:t>
+        <w:t xml:space="preserve"> -  Post </w:t>
+      </w:r>
+      <w:r>
+        <w:rPr>
+          <w:b/>
+          <w:bCs/>
+        </w:rPr>
+        <w:t>May 10</w:t>
       </w:r>
     </w:p>
     <w:p>
@@ -470,42 +309,18 @@
     <w:p>
       <w:r>
         <w:pict w14:anchorId="7F5C4B15">
-          <v:rect id="_x0000_i1076" style="width:0;height:1.5pt" o:hralign="center" o:hrstd="t" o:hr="t" fillcolor="#a0a0a0" stroked="f"/>
+          <v:rect id="_x0000_i1028" style="width:0;height:1.5pt" o:hralign="center" o:hrstd="t" o:hr="t" fillcolor="#a0a0a0" stroked="f"/>
         </w:pict>
       </w:r>
     </w:p>
     <w:p>
       <w:r>
-        <w:t xml:space="preserve">I'll be honest with you: I built </w:t>
-      </w:r>
-      <w:proofErr w:type="spellStart"/>
-      <w:r>
-        <w:t>MyLifeFolio</w:t>
-      </w:r>
-      <w:proofErr w:type="spellEnd"/>
-      <w:r>
-        <w:t xml:space="preserve"> for estate planning reasons.</w:t>
-      </w:r>
-    </w:p>
-    <w:p>
-      <w:r>
-        <w:t xml:space="preserve">The medical data. The legal documents. </w:t>
-      </w:r>
-      <w:proofErr w:type="gramStart"/>
-      <w:r>
-        <w:t>The financial</w:t>
-      </w:r>
-      <w:proofErr w:type="gramEnd"/>
-      <w:r>
-        <w:t xml:space="preserve"> </w:t>
-      </w:r>
-      <w:proofErr w:type="gramStart"/>
-      <w:r>
-        <w:t>accounts</w:t>
-      </w:r>
-      <w:proofErr w:type="gramEnd"/>
-      <w:r>
-        <w:t>. The digital credentials. All the things that create chaos when someone dies or becomes incapacitated.</w:t>
+        <w:t>I'll be honest with you: I built MyLifeFolio for estate planning reasons.</w:t>
+      </w:r>
+    </w:p>
+    <w:p>
+      <w:r>
+        <w:t>The medical data. The legal documents. The financial accounts. The digital credentials. All the things that create chaos when someone dies or becomes incapacitated.</w:t>
       </w:r>
     </w:p>
     <w:p>
@@ -530,25 +345,12 @@
     </w:p>
     <w:p>
       <w:r>
-        <w:t xml:space="preserve">I'm a 30-year estate planning attorney. I've watched hundreds of </w:t>
-      </w:r>
-      <w:proofErr w:type="gramStart"/>
-      <w:r>
-        <w:t>families</w:t>
-      </w:r>
-      <w:proofErr w:type="gramEnd"/>
-      <w:r>
-        <w:t xml:space="preserve"> sort through what someone left behind. The financial assets always get found, eventually. The stories don't.</w:t>
-      </w:r>
-    </w:p>
-    <w:p>
-      <w:proofErr w:type="spellStart"/>
-      <w:r>
-        <w:t>MyLifeFolio</w:t>
-      </w:r>
-      <w:proofErr w:type="spellEnd"/>
-      <w:r>
-        <w:t xml:space="preserve"> has a whole section for this. Letters to family. Life stories. Reflections. Surprises. Video legacy. The things only you know.</w:t>
+        <w:t>I'm a 30-year estate planning attorney. I've watched hundreds of families sort through what someone left behind. The financial assets always get found, eventually. The stories don't.</w:t>
+      </w:r>
+    </w:p>
+    <w:p>
+      <w:r>
+        <w:t>MyLifeFolio has a whole section for this. Letters to family. Life stories. Reflections. Surprises. Video legacy. The things only you know.</w:t>
       </w:r>
     </w:p>
     <w:p>
@@ -564,7 +366,7 @@
     <w:p>
       <w:r>
         <w:pict w14:anchorId="12B9577F">
-          <v:rect id="_x0000_i1077" style="width:0;height:1.5pt" o:hralign="center" o:hrstd="t" o:hr="t" fillcolor="#a0a0a0" stroked="f"/>
+          <v:rect id="_x0000_i1029" style="width:0;height:1.5pt" o:hralign="center" o:hrstd="t" o:hr="t" fillcolor="#a0a0a0" stroked="f"/>
         </w:pict>
       </w:r>
     </w:p>
@@ -580,44 +382,21 @@
           <w:b/>
           <w:bCs/>
         </w:rPr>
-        <w:t xml:space="preserve">Post 3 — The Professional Referral </w:t>
-      </w:r>
-      <w:proofErr w:type="gramStart"/>
-      <w:r>
-        <w:rPr>
-          <w:b/>
-          <w:bCs/>
-        </w:rPr>
-        <w:t>Post</w:t>
-      </w:r>
-      <w:r>
-        <w:rPr>
-          <w:b/>
-          <w:bCs/>
-        </w:rPr>
-        <w:t xml:space="preserve"> </w:t>
-      </w:r>
-      <w:r>
-        <w:rPr>
-          <w:b/>
-          <w:bCs/>
-        </w:rPr>
-        <w:t xml:space="preserve"> -</w:t>
-      </w:r>
-      <w:proofErr w:type="gramEnd"/>
-      <w:r>
-        <w:rPr>
-          <w:b/>
-          <w:bCs/>
-        </w:rPr>
-        <w:t xml:space="preserve">  Post April</w:t>
-      </w:r>
-      <w:r>
-        <w:rPr>
-          <w:b/>
-          <w:bCs/>
-        </w:rPr>
-        <w:t xml:space="preserve"> 15</w:t>
+        <w:t>Post 3 — The Professional Referral Post</w:t>
+      </w:r>
+      <w:r>
+        <w:rPr>
+          <w:b/>
+          <w:bCs/>
+        </w:rPr>
+        <w:t xml:space="preserve">  -  Post </w:t>
+      </w:r>
+      <w:r>
+        <w:rPr>
+          <w:b/>
+          <w:bCs/>
+        </w:rPr>
+        <w:t>May 17</w:t>
       </w:r>
     </w:p>
     <w:p>
@@ -632,7 +411,7 @@
     <w:p>
       <w:r>
         <w:pict w14:anchorId="6B5E6825">
-          <v:rect id="_x0000_i1078" style="width:0;height:1.5pt" o:hralign="center" o:hrstd="t" o:hr="t" fillcolor="#a0a0a0" stroked="f"/>
+          <v:rect id="_x0000_i1030" style="width:0;height:1.5pt" o:hralign="center" o:hrstd="t" o:hr="t" fillcolor="#a0a0a0" stroked="f"/>
         </w:pict>
       </w:r>
     </w:p>
@@ -649,15 +428,7 @@
     </w:p>
     <w:p>
       <w:r>
-        <w:t xml:space="preserve">They don't know what accounts exist. They don't know the advisor's name or firm. They don't know if there's </w:t>
-      </w:r>
-      <w:proofErr w:type="gramStart"/>
-      <w:r>
-        <w:t>a trust</w:t>
-      </w:r>
-      <w:proofErr w:type="gramEnd"/>
-      <w:r>
-        <w:t>. They don't know the passwords to anything.</w:t>
+        <w:t>They don't know what accounts exist. They don't know the advisor's name or firm. They don't know if there's a trust. They don't know the passwords to anything.</w:t>
       </w:r>
     </w:p>
     <w:p>
@@ -667,28 +438,12 @@
     </w:p>
     <w:p>
       <w:r>
-        <w:t xml:space="preserve">I built </w:t>
-      </w:r>
-      <w:proofErr w:type="spellStart"/>
-      <w:r>
-        <w:t>MyLifeFolio</w:t>
-      </w:r>
-      <w:proofErr w:type="spellEnd"/>
-      <w:r>
-        <w:t xml:space="preserve"> partly to solve that problem — for my own clients, and for professionals like us.</w:t>
-      </w:r>
-    </w:p>
-    <w:p>
-      <w:r>
-        <w:t xml:space="preserve">When a client has filled out </w:t>
-      </w:r>
-      <w:proofErr w:type="spellStart"/>
-      <w:r>
-        <w:t>MyLifeFolio</w:t>
-      </w:r>
-      <w:proofErr w:type="spellEnd"/>
-      <w:r>
-        <w:t>, they arrive with everything. Every account. Every policy. Every advisor's name and contact. Every legal document, either attached or linked. Every digital asset. A complete picture.</w:t>
+        <w:t>I built MyLifeFolio partly to solve that problem — for my own clients, and for professionals like us.</w:t>
+      </w:r>
+    </w:p>
+    <w:p>
+      <w:r>
+        <w:t>When a client has filled out MyLifeFolio, they arrive with everything. Every account. Every policy. Every advisor's name and contact. Every legal document, either attached or linked. Every digital asset. A complete picture.</w:t>
       </w:r>
     </w:p>
     <w:p>
@@ -709,7 +464,7 @@
     <w:p>
       <w:r>
         <w:pict w14:anchorId="1FCE3872">
-          <v:rect id="_x0000_i1079" style="width:0;height:1.5pt" o:hralign="center" o:hrstd="t" o:hr="t" fillcolor="#a0a0a0" stroked="f"/>
+          <v:rect id="_x0000_i1031" style="width:0;height:1.5pt" o:hralign="center" o:hrstd="t" o:hr="t" fillcolor="#a0a0a0" stroked="f"/>
         </w:pict>
       </w:r>
     </w:p>
@@ -725,44 +480,21 @@
           <w:b/>
           <w:bCs/>
         </w:rPr>
-        <w:t xml:space="preserve">Post 4 — The Dementia Window </w:t>
-      </w:r>
-      <w:proofErr w:type="gramStart"/>
-      <w:r>
-        <w:rPr>
-          <w:b/>
-          <w:bCs/>
-        </w:rPr>
-        <w:t>Post</w:t>
-      </w:r>
-      <w:r>
-        <w:rPr>
-          <w:b/>
-          <w:bCs/>
-        </w:rPr>
-        <w:t xml:space="preserve"> </w:t>
-      </w:r>
-      <w:r>
-        <w:rPr>
-          <w:b/>
-          <w:bCs/>
-        </w:rPr>
-        <w:t xml:space="preserve"> -</w:t>
-      </w:r>
-      <w:proofErr w:type="gramEnd"/>
-      <w:r>
-        <w:rPr>
-          <w:b/>
-          <w:bCs/>
-        </w:rPr>
-        <w:t xml:space="preserve">  Post April</w:t>
-      </w:r>
-      <w:r>
-        <w:rPr>
-          <w:b/>
-          <w:bCs/>
-        </w:rPr>
-        <w:t xml:space="preserve"> 22</w:t>
+        <w:t>Post 4 — The Dementia Window Post</w:t>
+      </w:r>
+      <w:r>
+        <w:rPr>
+          <w:b/>
+          <w:bCs/>
+        </w:rPr>
+        <w:t xml:space="preserve">  -  Post </w:t>
+      </w:r>
+      <w:r>
+        <w:rPr>
+          <w:b/>
+          <w:bCs/>
+        </w:rPr>
+        <w:t>May 24</w:t>
       </w:r>
     </w:p>
     <w:p>
@@ -777,7 +509,7 @@
     <w:p>
       <w:r>
         <w:pict w14:anchorId="4558418F">
-          <v:rect id="_x0000_i1080" style="width:0;height:1.5pt" o:hralign="center" o:hrstd="t" o:hr="t" fillcolor="#a0a0a0" stroked="f"/>
+          <v:rect id="_x0000_i1032" style="width:0;height:1.5pt" o:hralign="center" o:hrstd="t" o:hr="t" fillcolor="#a0a0a0" stroked="f"/>
         </w:pict>
       </w:r>
     </w:p>
@@ -788,15 +520,7 @@
     </w:p>
     <w:p>
       <w:r>
-        <w:t xml:space="preserve">Not a long one. But </w:t>
-      </w:r>
-      <w:proofErr w:type="gramStart"/>
-      <w:r>
-        <w:t>a window</w:t>
-      </w:r>
-      <w:proofErr w:type="gramEnd"/>
-      <w:r>
-        <w:t xml:space="preserve"> where they can still tell you things. Still remember things. Still express what they want.</w:t>
+        <w:t>Not a long one. But a window where they can still tell you things. Still remember things. Still express what they want.</w:t>
       </w:r>
     </w:p>
     <w:p>
@@ -811,25 +535,12 @@
     </w:p>
     <w:p>
       <w:r>
-        <w:t xml:space="preserve">I've watched families try to reconstruct it afterward — going through drawers, calling people who might know something, </w:t>
-      </w:r>
-      <w:proofErr w:type="gramStart"/>
-      <w:r>
-        <w:t>guessing at</w:t>
-      </w:r>
-      <w:proofErr w:type="gramEnd"/>
-      <w:r>
-        <w:t xml:space="preserve"> what their mother or father would have wanted. It is heartbreaking, and it is preventable.</w:t>
-      </w:r>
-    </w:p>
-    <w:p>
-      <w:proofErr w:type="spellStart"/>
-      <w:r>
-        <w:t>MyLifeFolio</w:t>
-      </w:r>
-      <w:proofErr w:type="spellEnd"/>
-      <w:r>
-        <w:t xml:space="preserve"> was built for this moment, among others.</w:t>
+        <w:t>I've watched families try to reconstruct it afterward — going through drawers, calling people who might know something, guessing at what their mother or father would have wanted. It is heartbreaking, and it is preventable.</w:t>
+      </w:r>
+    </w:p>
+    <w:p>
+      <w:r>
+        <w:t>MyLifeFolio was built for this moment, among others.</w:t>
       </w:r>
     </w:p>
     <w:p>
@@ -1467,6 +1178,7 @@
   <w:style w:type="character" w:default="1" w:styleId="DefaultParagraphFont">
     <w:name w:val="Default Paragraph Font"/>
     <w:uiPriority w:val="1"/>
+    <w:semiHidden/>
     <w:unhideWhenUsed/>
   </w:style>
   <w:style w:type="table" w:default="1" w:styleId="TableNormal">
